--- a/applications/Novo_Nordisk_Design_Engineer_Secondary_Packaging/Arunabha_Majumder_Novo_Nordisk_CV.docx
+++ b/applications/Novo_Nordisk_Design_Engineer_Secondary_Packaging/Arunabha_Majumder_Novo_Nordisk_CV.docx
@@ -102,7 +102,7 @@
           <w:b w:val="0"/>
           <w:i w:val="0"/>
         </w:rPr>
-        <w:t>Design engineer with a mechanical engineering background and a Diploma in Fine Arts (Painting). I take products from a hand sketch to CAD, prototypes and user testing, and I care about how a product looks and feels in people's hands as much as whether it works. I am finishing my PhD in Mechatronics and Robotics at Aalborg University (ends March).</w:t>
+        <w:t>Design engineer with a mechanical engineering background and a Diploma in Fine Arts (Painting). I take products from a hand sketch to CAD, prototypes and user testing, and I care about how a product looks and feels in people's hands as much as whether it works. I am finishing my PhD in Mechatronics and Robotics at Aalborg University (thesis expected March).</w:t>
       </w:r>
     </w:p>
     <w:p>

--- a/applications/Novo_Nordisk_Design_Engineer_Secondary_Packaging/Arunabha_Majumder_Novo_Nordisk_CV.docx
+++ b/applications/Novo_Nordisk_Design_Engineer_Secondary_Packaging/Arunabha_Majumder_Novo_Nordisk_CV.docx
@@ -274,7 +274,7 @@
         <w:spacing w:after="40"/>
       </w:pPr>
       <w:r>
-        <w:t>Removed the need for a force sensor at the tip of a 5-bar parallel robot by estimating force from its variable-stiffness actuators (within 10% RMS error), cutting cost and mass; built an Arduino-based trigger to sync robot motion with Qualisys motion capture for arm impedance tests (6 participants).</w:t>
+        <w:t>Removed the need for a force sensor at the tip of a 5-bar parallel robot by estimating force from its variable-stiffness actuators (within 10% RMS error), cutting cost and mass; implemented an Arduino-based trigger to sync robot motion with Qualisys motion capture for arm impedance tests (6 participants).</w:t>
       </w:r>
     </w:p>
     <w:p>
